--- a/pr-preview/pr-393/chapters/teaching-tracked-changes.docx
+++ b/pr-preview/pr-393/chapters/teaching-tracked-changes.docx
@@ -16,7 +16,7 @@
       </w:pPr>
       <w:del w:id="1" w:author="PR Preview" w:date="2026-01-01T00:00:00Z">
         <w:r>
-          <w:delText xml:space="preserve">Last modified: 2026-10-27 21:52:02 (PDT)</w:delText>
+          <w:delText xml:space="preserve">Last modified: 2026-10-28 00:37:47 (PDT)</w:delText>
         </w:r>
       </w:del>
     </w:p>
@@ -26,7 +26,7 @@
       </w:pPr>
       <w:ins w:id="2" w:author="PR Preview" w:date="2026-01-01T00:00:00Z">
         <w:r>
-          <w:t xml:space="preserve">Last modified: 2026-10-28 00:02:38 (PDT)</w:t>
+          <w:t xml:space="preserve">Last modified: 2026-10-28 00:37:59 (PDT)</w:t>
         </w:r>
       </w:ins>
     </w:p>
@@ -816,6 +816,9 @@
       <w:r>
         <w:t xml:space="preserve">is the ability of a model to perform well on new data.</w:t>
       </w:r>
+      <w:r>
+        <w:t xml:space="preserve"> </w:t>
+      </w:r>
     </w:p>
     <w:p>
       <w:pPr>
@@ -930,7 +933,7 @@
     </w:p>
     <w:bookmarkEnd w:id="12"/>
     <w:bookmarkEnd w:id="13"/>
-    <w:bookmarkStart w:id="17" w:name="Xb68f5757ebba706c680e7c5ed557ac14973d7af"/>
+    <w:bookmarkStart w:id="18" w:name="Xb68f5757ebba706c680e7c5ed557ac14973d7af"/>
     <w:p>
       <w:pPr>
         <w:pStyle w:val="Heading2"/>
@@ -1094,7 +1097,24 @@
         </w:numPr>
       </w:pPr>
       <w:r>
-        <w:t xml:space="preserve">A div holds one term or one result.</w:t>
+        <w:t xml:space="preserve">A div holds one</w:t>
+      </w:r>
+      <w:r>
+        <w:t xml:space="preserve"> </w:t>
+      </w:r>
+      <w:hyperlink r:id="rId16">
+        <w:r>
+          <w:rPr>
+            <w:rStyle w:val="Hyperlink"/>
+          </w:rPr>
+          <w:t xml:space="preserve">term</w:t>
+        </w:r>
+      </w:hyperlink>
+      <w:r>
+        <w:t xml:space="preserve"> </w:t>
+      </w:r>
+      <w:r>
+        <w:t xml:space="preserve">or one result.</w:t>
       </w:r>
       <w:r>
         <w:t xml:space="preserve"> </w:t>
@@ -1173,7 +1193,7 @@
         <w:t xml:space="preserve">When a unit still looks long, ask what could be named and moved out.</w:t>
       </w:r>
     </w:p>
-    <w:bookmarkStart w:id="16" w:name="exm-atomic-units"/>
+    <w:bookmarkStart w:id="17" w:name="exm-atomic-units"/>
     <w:p>
       <w:pPr>
         <w:pStyle w:val="BodyText"/>
@@ -1222,9 +1242,9 @@
         <w:t xml:space="preserve">and each piece fits on a slide.</w:t>
       </w:r>
     </w:p>
-    <w:bookmarkEnd w:id="16"/>
     <w:bookmarkEnd w:id="17"/>
-    <w:bookmarkStart w:id="19" w:name="give-each-defined-term-its-own-div"/>
+    <w:bookmarkEnd w:id="18"/>
+    <w:bookmarkStart w:id="21" w:name="give-each-defined-term-its-own-div"/>
     <w:p>
       <w:pPr>
         <w:pStyle w:val="Heading2"/>
@@ -1237,7 +1257,7 @@
       <w:pPr>
         <w:pStyle w:val="FirstParagraph"/>
       </w:pPr>
-      <w:hyperlink r:id="rId18">
+      <w:hyperlink r:id="rId19">
         <w:r>
           <w:rPr>
             <w:rStyle w:val="Hyperlink"/>
@@ -1483,7 +1503,21 @@
         <w:t xml:space="preserve"> </w:t>
       </w:r>
       <w:r>
-        <w:t xml:space="preserve">A special case, such as a linear evaluation function,</w:t>
+        <w:t xml:space="preserve">A special case, such as a linear evaluation</w:t>
+      </w:r>
+      <w:r>
+        <w:t xml:space="preserve"> </w:t>
+      </w:r>
+      <w:hyperlink r:id="rId20">
+        <w:r>
+          <w:rPr>
+            <w:rStyle w:val="Hyperlink"/>
+          </w:rPr>
+          <w:t xml:space="preserve">function</w:t>
+        </w:r>
+      </w:hyperlink>
+      <w:r>
+        <w:t xml:space="preserve">,</w:t>
       </w:r>
       <w:r>
         <w:t xml:space="preserve"> </w:t>
@@ -1641,8 +1675,8 @@
         <w:t xml:space="preserve">and also the points where the derivative does not exist.</w:t>
       </w:r>
     </w:p>
-    <w:bookmarkEnd w:id="19"/>
-    <w:bookmarkStart w:id="20" w:name="state-the-notation-and-its-alternatives"/>
+    <w:bookmarkEnd w:id="21"/>
+    <w:bookmarkStart w:id="22" w:name="state-the-notation-and-its-alternatives"/>
     <w:p>
       <w:pPr>
         <w:pStyle w:val="Heading2"/>
@@ -1740,8 +1774,8 @@
         <w:t xml:space="preserve">to make the choice explicit.</w:t>
       </w:r>
     </w:p>
-    <w:bookmarkEnd w:id="20"/>
-    <w:bookmarkStart w:id="21" w:name="Xac7e4ead54b12ccf6544491699a177b7d16fa22"/>
+    <w:bookmarkEnd w:id="22"/>
+    <w:bookmarkStart w:id="24" w:name="Xac7e4ead54b12ccf6544491699a177b7d16fa22"/>
     <w:p>
       <w:pPr>
         <w:pStyle w:val="Heading2"/>
@@ -1767,7 +1801,24 @@
         <w:t xml:space="preserve"> </w:t>
       </w:r>
       <w:r>
-        <w:t xml:space="preserve">For example, define variance as the mean squared deviation</w:t>
+        <w:t xml:space="preserve">For example, define</w:t>
+      </w:r>
+      <w:r>
+        <w:t xml:space="preserve"> </w:t>
+      </w:r>
+      <w:hyperlink r:id="rId23">
+        <w:r>
+          <w:rPr>
+            <w:rStyle w:val="Hyperlink"/>
+          </w:rPr>
+          <w:t xml:space="preserve">variance</w:t>
+        </w:r>
+      </w:hyperlink>
+      <w:r>
+        <w:t xml:space="preserve"> </w:t>
+      </w:r>
+      <w:r>
+        <w:t xml:space="preserve">as the mean squared deviation</w:t>
       </w:r>
       <w:r>
         <w:t xml:space="preserve"> </w:t>
@@ -2001,8 +2052,8 @@
         <w:t xml:space="preserve">The conventional form still appears in the notes, as a named result.</w:t>
       </w:r>
     </w:p>
-    <w:bookmarkEnd w:id="21"/>
-    <w:bookmarkStart w:id="22" w:name="reuse-one-written-version-of-each-result"/>
+    <w:bookmarkEnd w:id="24"/>
+    <w:bookmarkStart w:id="25" w:name="reuse-one-written-version-of-each-result"/>
     <w:p>
       <w:pPr>
         <w:pStyle w:val="Heading2"/>
@@ -2043,8 +2094,8 @@
         <w:t xml:space="preserve">instead of keeping a second wording that can drift.</w:t>
       </w:r>
     </w:p>
-    <w:bookmarkEnd w:id="22"/>
-    <w:bookmarkStart w:id="24" w:name="use-real-data-and-compute-every-number"/>
+    <w:bookmarkEnd w:id="25"/>
+    <w:bookmarkStart w:id="27" w:name="use-real-data-and-compute-every-number"/>
     <w:p>
       <w:pPr>
         <w:pStyle w:val="Heading2"/>
@@ -2173,7 +2224,7 @@
         <w:t xml:space="preserve">A number typed into prose goes stale when the data or the code changes.</w:t>
       </w:r>
     </w:p>
-    <w:bookmarkStart w:id="23" w:name="exm-show-data-first"/>
+    <w:bookmarkStart w:id="26" w:name="exm-show-data-first"/>
     <w:p>
       <w:pPr>
         <w:pStyle w:val="FirstParagraph"/>
@@ -2246,9 +2297,9 @@
         <w:t xml:space="preserve">The ✅ version lets every later slide refer to something the reader has already seen.</w:t>
       </w:r>
     </w:p>
-    <w:bookmarkEnd w:id="23"/>
-    <w:bookmarkEnd w:id="24"/>
-    <w:bookmarkStart w:id="25" w:name="Xa214254a94aa6db868b5b9577007bf4e27699b1"/>
+    <w:bookmarkEnd w:id="26"/>
+    <w:bookmarkEnd w:id="27"/>
+    <w:bookmarkStart w:id="28" w:name="Xa214254a94aa6db868b5b9577007bf4e27699b1"/>
     <w:p>
       <w:pPr>
         <w:pStyle w:val="Heading2"/>
@@ -2274,7 +2325,21 @@
         </w:numPr>
       </w:pPr>
       <w:r>
-        <w:t xml:space="preserve">Keep a list or table of like items, such as courses, readings, channels or glossary terms,</w:t>
+        <w:t xml:space="preserve">Keep a list or table of like items, such as courses, readings, channels or glossary</w:t>
+      </w:r>
+      <w:r>
+        <w:t xml:space="preserve"> </w:t>
+      </w:r>
+      <w:hyperlink r:id="rId16">
+        <w:r>
+          <w:rPr>
+            <w:rStyle w:val="Hyperlink"/>
+          </w:rPr>
+          <w:t xml:space="preserve">term</w:t>
+        </w:r>
+      </w:hyperlink>
+      <w:r>
+        <w:t xml:space="preserve">s,</w:t>
       </w:r>
       <w:r>
         <w:t xml:space="preserve"> </w:t>
@@ -2292,6 +2357,9 @@
         <w:t xml:space="preserve"> </w:t>
       </w:r>
       <w:r>
+        <w:t xml:space="preserve"> </w:t>
+      </w:r>
+      <w:r>
         <w:t xml:space="preserve">instead of holding a hand-written Markdown table.</w:t>
       </w:r>
     </w:p>
@@ -2370,8 +2438,8 @@
         <w:t xml:space="preserve">A short list that no other page reads can stay as prose.</w:t>
       </w:r>
     </w:p>
-    <w:bookmarkEnd w:id="25"/>
-    <w:bookmarkStart w:id="31" w:name="show-each-idea-applied-and-in-a-figure"/>
+    <w:bookmarkEnd w:id="28"/>
+    <w:bookmarkStart w:id="34" w:name="show-each-idea-applied-and-in-a-figure"/>
     <w:p>
       <w:pPr>
         <w:pStyle w:val="Heading2"/>
@@ -2514,7 +2582,7 @@
       <w:r>
         <w:t xml:space="preserve"> </w:t>
       </w:r>
-      <w:hyperlink r:id="rId26">
+      <w:hyperlink r:id="rId29">
         <w:r>
           <w:rPr>
             <w:rStyle w:val="Hyperlink"/>
@@ -2660,7 +2728,7 @@
       <w:r>
         <w:t xml:space="preserve"> </w:t>
       </w:r>
-      <w:hyperlink r:id="rId27">
+      <w:hyperlink r:id="rId30">
         <w:r>
           <w:rPr>
             <w:rStyle w:val="VerbatimChar"/>
@@ -2695,7 +2763,7 @@
       <w:r>
         <w:t xml:space="preserve">(</w:t>
       </w:r>
-      <w:hyperlink r:id="rId28">
+      <w:hyperlink r:id="rId31">
         <w:r>
           <w:rPr>
             <w:rStyle w:val="Hyperlink"/>
@@ -2905,7 +2973,7 @@
       <w:r>
         <w:t xml:space="preserve"> </w:t>
       </w:r>
-      <w:hyperlink r:id="rId27">
+      <w:hyperlink r:id="rId30">
         <w:r>
           <w:rPr>
             <w:rStyle w:val="VerbatimChar"/>
@@ -2952,7 +3020,7 @@
       <w:r>
         <w:t xml:space="preserve">(</w:t>
       </w:r>
-      <w:hyperlink r:id="rId29">
+      <w:hyperlink r:id="rId32">
         <w:r>
           <w:rPr>
             <w:rStyle w:val="Hyperlink"/>
@@ -3050,7 +3118,7 @@
       <w:r>
         <w:t xml:space="preserve"> </w:t>
       </w:r>
-      <w:hyperlink r:id="rId30">
+      <w:hyperlink r:id="rId33">
         <w:r>
           <w:rPr>
             <w:rStyle w:val="Hyperlink"/>
@@ -3077,8 +3145,8 @@
         <w:t xml:space="preserve">Make each figure follow the accessibility rules below.</w:t>
       </w:r>
     </w:p>
-    <w:bookmarkEnd w:id="31"/>
-    <w:bookmarkStart w:id="33" w:name="X7f95f8ec3b796fc99108c37bb45d62741b824c4"/>
+    <w:bookmarkEnd w:id="34"/>
+    <w:bookmarkStart w:id="36" w:name="X7f95f8ec3b796fc99108c37bb45d62741b824c4"/>
     <w:p>
       <w:pPr>
         <w:pStyle w:val="Heading2"/>
@@ -3191,6 +3259,9 @@
         <w:t xml:space="preserve"> </w:t>
       </w:r>
       <w:r>
+        <w:t xml:space="preserve"> </w:t>
+      </w:r>
+      <w:r>
         <w:t xml:space="preserve">so the solution is not a copy of the example.</w:t>
       </w:r>
     </w:p>
@@ -3268,7 +3339,7 @@
       <w:r>
         <w:t xml:space="preserve"> </w:t>
       </w:r>
-      <w:hyperlink r:id="rId18">
+      <w:hyperlink r:id="rId19">
         <w:r>
           <w:rPr>
             <w:rStyle w:val="Hyperlink"/>
@@ -3313,7 +3384,7 @@
         <w:t xml:space="preserve">Give the practice exercise its own slug and follow the numbering and slide-break rules above.</w:t>
       </w:r>
     </w:p>
-    <w:bookmarkStart w:id="32" w:name="exm-practice-after-example"/>
+    <w:bookmarkStart w:id="35" w:name="exm-practice-after-example"/>
     <w:p>
       <w:pPr>
         <w:pStyle w:val="FirstParagraph"/>
@@ -3469,9 +3540,9 @@
         <w:t xml:space="preserve">).</w:t>
       </w:r>
     </w:p>
-    <w:bookmarkEnd w:id="32"/>
-    <w:bookmarkEnd w:id="33"/>
-    <w:bookmarkStart w:id="37" w:name="Xf27331f4c36c8d578e5fa29a37312484cc3343a"/>
+    <w:bookmarkEnd w:id="35"/>
+    <w:bookmarkEnd w:id="36"/>
+    <w:bookmarkStart w:id="40" w:name="Xf27331f4c36c8d578e5fa29a37312484cc3343a"/>
     <w:p>
       <w:pPr>
         <w:pStyle w:val="Heading2"/>
@@ -3589,7 +3660,7 @@
       <w:r>
         <w:t xml:space="preserve"> </w:t>
       </w:r>
-      <w:hyperlink r:id="rId34">
+      <w:hyperlink r:id="rId37">
         <w:r>
           <w:rPr>
             <w:rStyle w:val="Hyperlink"/>
@@ -3615,7 +3686,7 @@
       <w:r>
         <w:t xml:space="preserve"> </w:t>
       </w:r>
-      <w:hyperlink r:id="rId35">
+      <w:hyperlink r:id="rId38">
         <w:r>
           <w:rPr>
             <w:rStyle w:val="Hyperlink"/>
@@ -3645,6 +3716,9 @@
         <w:t xml:space="preserve"> </w:t>
       </w:r>
       <w:r>
+        <w:t xml:space="preserve"> </w:t>
+      </w:r>
+      <w:r>
         <w:t xml:space="preserve">in the book’s order.</w:t>
       </w:r>
       <w:r>
@@ -3680,7 +3754,7 @@
       <w:r>
         <w:t xml:space="preserve"> </w:t>
       </w:r>
-      <w:hyperlink r:id="rId36">
+      <w:hyperlink r:id="rId39">
         <w:r>
           <w:rPr>
             <w:rStyle w:val="Hyperlink"/>
@@ -3851,8 +3925,8 @@
         <w:t xml:space="preserve">so setup steps must work on a shared or hosted machine.</w:t>
       </w:r>
     </w:p>
-    <w:bookmarkEnd w:id="37"/>
-    <w:bookmarkStart w:id="38" w:name="Xf53ecb3398b87b82ffd1a126dd02e87a65bb694"/>
+    <w:bookmarkEnd w:id="40"/>
+    <w:bookmarkStart w:id="41" w:name="Xf53ecb3398b87b82ffd1a126dd02e87a65bb694"/>
     <w:p>
       <w:pPr>
         <w:pStyle w:val="Heading2"/>
@@ -4120,8 +4194,8 @@
         <w:t xml:space="preserve">End each such call with a semicolon, or assign its value.</w:t>
       </w:r>
     </w:p>
-    <w:bookmarkEnd w:id="38"/>
-    <w:bookmarkStart w:id="47" w:name="present-r-results-with-modern-packages"/>
+    <w:bookmarkEnd w:id="41"/>
+    <w:bookmarkStart w:id="50" w:name="present-r-results-with-modern-packages"/>
     <w:p>
       <w:pPr>
         <w:pStyle w:val="Heading2"/>
@@ -4186,6 +4260,9 @@
         <w:t xml:space="preserve"> </w:t>
       </w:r>
       <w:r>
+        <w:t xml:space="preserve"> </w:t>
+      </w:r>
+      <w:r>
         <w:t xml:space="preserve">show its results with modern packages, not with base R output.</w:t>
       </w:r>
     </w:p>
@@ -4203,7 +4280,7 @@
       <w:r>
         <w:t xml:space="preserve"> </w:t>
       </w:r>
-      <w:hyperlink r:id="rId39">
+      <w:hyperlink r:id="rId42">
         <w:r>
           <w:rPr>
             <w:rStyle w:val="Hyperlink"/>
@@ -4235,7 +4312,7 @@
       <w:r>
         <w:t xml:space="preserve"> </w:t>
       </w:r>
-      <w:hyperlink r:id="rId40">
+      <w:hyperlink r:id="rId43">
         <w:r>
           <w:rPr>
             <w:rStyle w:val="Hyperlink"/>
@@ -4309,7 +4386,7 @@
       <w:r>
         <w:t xml:space="preserve"> </w:t>
       </w:r>
-      <w:hyperlink r:id="rId41">
+      <w:hyperlink r:id="rId44">
         <w:r>
           <w:rPr>
             <w:rStyle w:val="Hyperlink"/>
@@ -4380,7 +4457,7 @@
       <w:r>
         <w:t xml:space="preserve"> </w:t>
       </w:r>
-      <w:hyperlink r:id="rId42">
+      <w:hyperlink r:id="rId45">
         <w:r>
           <w:rPr>
             <w:rStyle w:val="Hyperlink"/>
@@ -4397,7 +4474,7 @@
       <w:r>
         <w:t xml:space="preserve"> </w:t>
       </w:r>
-      <w:hyperlink r:id="rId43">
+      <w:hyperlink r:id="rId46">
         <w:r>
           <w:rPr>
             <w:rStyle w:val="Hyperlink"/>
@@ -4420,7 +4497,7 @@
       <w:r>
         <w:t xml:space="preserve"> </w:t>
       </w:r>
-      <w:hyperlink r:id="rId44">
+      <w:hyperlink r:id="rId47">
         <w:r>
           <w:rPr>
             <w:rStyle w:val="Hyperlink"/>
@@ -4476,7 +4553,7 @@
       <w:r>
         <w:t xml:space="preserve"> </w:t>
       </w:r>
-      <w:hyperlink r:id="rId45">
+      <w:hyperlink r:id="rId48">
         <w:r>
           <w:rPr>
             <w:rStyle w:val="Hyperlink"/>
@@ -4514,7 +4591,7 @@
       <w:r>
         <w:t xml:space="preserve"> </w:t>
       </w:r>
-      <w:hyperlink r:id="rId46">
+      <w:hyperlink r:id="rId49">
         <w:r>
           <w:rPr>
             <w:rStyle w:val="Hyperlink"/>
@@ -4529,8 +4606,8 @@
         <w:t xml:space="preserve">notes show the style.</w:t>
       </w:r>
     </w:p>
-    <w:bookmarkEnd w:id="47"/>
-    <w:bookmarkStart w:id="51" w:name="manipulate-data-with-dplyr-not-base-r"/>
+    <w:bookmarkEnd w:id="50"/>
+    <w:bookmarkStart w:id="54" w:name="manipulate-data-with-dplyr-not-base-r"/>
     <w:p>
       <w:pPr>
         <w:pStyle w:val="Heading2"/>
@@ -4567,7 +4644,7 @@
       <w:r>
         <w:t xml:space="preserve"> </w:t>
       </w:r>
-      <w:hyperlink r:id="rId48">
+      <w:hyperlink r:id="rId51">
         <w:r>
           <w:rPr>
             <w:rStyle w:val="Hyperlink"/>
@@ -4725,7 +4802,7 @@
       <w:r>
         <w:t xml:space="preserve"> </w:t>
       </w:r>
-      <w:hyperlink r:id="rId49">
+      <w:hyperlink r:id="rId52">
         <w:r>
           <w:rPr>
             <w:rStyle w:val="Hyperlink"/>
@@ -4817,7 +4894,7 @@
       <w:r>
         <w:t xml:space="preserve"> </w:t>
       </w:r>
-      <w:hyperlink r:id="rId50">
+      <w:hyperlink r:id="rId53">
         <w:r>
           <w:rPr>
             <w:rStyle w:val="Hyperlink"/>
@@ -4898,6 +4975,9 @@
         <w:t xml:space="preserve"> </w:t>
       </w:r>
       <w:r>
+        <w:t xml:space="preserve"> </w:t>
+      </w:r>
+      <w:r>
         <w:t xml:space="preserve">Write</w:t>
       </w:r>
       <w:r>
@@ -5006,8 +5086,8 @@
         <w:t xml:space="preserve">The rule is about selecting, filtering and building data frames.</w:t>
       </w:r>
     </w:p>
-    <w:bookmarkEnd w:id="51"/>
-    <w:bookmarkStart w:id="53" w:name="X2bc6121e3a2f39a37d8a6591d77df16bd22bd0b"/>
+    <w:bookmarkEnd w:id="54"/>
+    <w:bookmarkStart w:id="56" w:name="X2bc6121e3a2f39a37d8a6591d77df16bd22bd0b"/>
     <w:p>
       <w:pPr>
         <w:pStyle w:val="Heading2"/>
@@ -5100,7 +5180,7 @@
       <w:r>
         <w:t xml:space="preserve"> </w:t>
       </w:r>
-      <w:hyperlink r:id="rId52">
+      <w:hyperlink r:id="rId55">
         <w:r>
           <w:rPr>
             <w:rStyle w:val="Hyperlink"/>
@@ -5277,8 +5357,8 @@
         <w:t xml:space="preserve">directory it creates.</w:t>
       </w:r>
     </w:p>
-    <w:bookmarkEnd w:id="53"/>
-    <w:bookmarkStart w:id="54" w:name="X7c0de8eaf50a5b2644eabf66f1f9b734b8a4a71"/>
+    <w:bookmarkEnd w:id="56"/>
+    <w:bookmarkStart w:id="57" w:name="X7c0de8eaf50a5b2644eabf66f1f9b734b8a4a71"/>
     <w:p>
       <w:pPr>
         <w:pStyle w:val="Heading2"/>
@@ -5453,8 +5533,8 @@
         <w:t xml:space="preserve">such as a transformation, a modeling choice, a tuning value or a random seed.</w:t>
       </w:r>
     </w:p>
-    <w:bookmarkEnd w:id="54"/>
-    <w:bookmarkStart w:id="55" w:name="X94063c6448bea82c8f1e8d367c642bbe2eda89b"/>
+    <w:bookmarkEnd w:id="57"/>
+    <w:bookmarkStart w:id="58" w:name="X94063c6448bea82c8f1e8d367c642bbe2eda89b"/>
     <w:p>
       <w:pPr>
         <w:pStyle w:val="Heading2"/>
@@ -5694,8 +5774,8 @@
         <w:t xml:space="preserve">.</w:t>
       </w:r>
     </w:p>
-    <w:bookmarkEnd w:id="55"/>
-    <w:bookmarkStart w:id="56" w:name="Xffa5a3357c8672d830c88e1e58a0ef107550647"/>
+    <w:bookmarkEnd w:id="58"/>
+    <w:bookmarkStart w:id="59" w:name="Xffa5a3357c8672d830c88e1e58a0ef107550647"/>
     <w:p>
       <w:pPr>
         <w:pStyle w:val="Heading2"/>
@@ -5733,6 +5813,9 @@
         <w:t xml:space="preserve"> </w:t>
       </w:r>
       <w:r>
+        <w:t xml:space="preserve"> </w:t>
+      </w:r>
+      <w:r>
         <w:t xml:space="preserve">A student encounters the function there first, in a short note, a worked example and an exercise,</w:t>
       </w:r>
       <w:r>
@@ -5771,6 +5854,9 @@
       <w:r>
         <w:t xml:space="preserve">Run the scan when a chapter adds a function, and again before a term starts.</w:t>
       </w:r>
+      <w:r>
+        <w:t xml:space="preserve"> </w:t>
+      </w:r>
     </w:p>
     <w:p>
       <w:pPr>
@@ -5814,8 +5900,8 @@
         <w:t xml:space="preserve">A chapter introduces those where it defines them.</w:t>
       </w:r>
     </w:p>
-    <w:bookmarkEnd w:id="56"/>
-    <w:bookmarkStart w:id="57" w:name="make-figures-accessible"/>
+    <w:bookmarkEnd w:id="59"/>
+    <w:bookmarkStart w:id="60" w:name="make-figures-accessible"/>
     <w:p>
       <w:pPr>
         <w:pStyle w:val="Heading2"/>
@@ -5950,8 +6036,8 @@
         <w:t xml:space="preserve">(observed when rendering lecture notes to PDF).</w:t>
       </w:r>
     </w:p>
-    <w:bookmarkEnd w:id="57"/>
-    <w:bookmarkStart w:id="59" w:name="structure-slides-for-the-reader"/>
+    <w:bookmarkEnd w:id="60"/>
+    <w:bookmarkStart w:id="62" w:name="structure-slides-for-the-reader"/>
     <w:p>
       <w:pPr>
         <w:pStyle w:val="Heading2"/>
@@ -6010,7 +6096,7 @@
       <w:r>
         <w:t xml:space="preserve"> </w:t>
       </w:r>
-      <w:hyperlink r:id="rId58">
+      <w:hyperlink r:id="rId61">
         <w:r>
           <w:rPr>
             <w:rStyle w:val="Hyperlink"/>
@@ -6250,8 +6336,8 @@
         <w:t xml:space="preserve">Put a slide break after the heading and move the text onto content slides.</w:t>
       </w:r>
     </w:p>
-    <w:bookmarkEnd w:id="59"/>
-    <w:bookmarkStart w:id="61" w:name="X5f21f12cbfc4e3df5e838110af4e52db506fec1"/>
+    <w:bookmarkEnd w:id="62"/>
+    <w:bookmarkStart w:id="64" w:name="X5f21f12cbfc4e3df5e838110af4e52db506fec1"/>
     <w:p>
       <w:pPr>
         <w:pStyle w:val="Heading2"/>
@@ -6394,7 +6480,7 @@
         <w:t xml:space="preserve">The same rule applies to every other reference table, such as a table of notation.</w:t>
       </w:r>
     </w:p>
-    <w:bookmarkStart w:id="60" w:name="exm-note-sheet-rows"/>
+    <w:bookmarkStart w:id="63" w:name="exm-note-sheet-rows"/>
     <w:p>
       <w:pPr>
         <w:pStyle w:val="BodyText"/>
@@ -6485,9 +6571,9 @@
         <w:t xml:space="preserve">The ✅ rows let the reader find one formula by one label.</w:t>
       </w:r>
     </w:p>
-    <w:bookmarkEnd w:id="60"/>
-    <w:bookmarkEnd w:id="61"/>
-    <w:bookmarkStart w:id="62" w:name="talk-about-the-ideas-not-the-notes"/>
+    <w:bookmarkEnd w:id="63"/>
+    <w:bookmarkEnd w:id="64"/>
+    <w:bookmarkStart w:id="65" w:name="talk-about-the-ideas-not-the-notes"/>
     <w:p>
       <w:pPr>
         <w:pStyle w:val="Heading2"/>
@@ -6501,7 +6587,24 @@
         <w:pStyle w:val="FirstParagraph"/>
       </w:pPr>
       <w:r>
-        <w:t xml:space="preserve">When a term is defined on another page or in another site,</w:t>
+        <w:t xml:space="preserve">When a</w:t>
+      </w:r>
+      <w:r>
+        <w:t xml:space="preserve"> </w:t>
+      </w:r>
+      <w:hyperlink r:id="rId16">
+        <w:r>
+          <w:rPr>
+            <w:rStyle w:val="Hyperlink"/>
+          </w:rPr>
+          <w:t xml:space="preserve">term</w:t>
+        </w:r>
+      </w:hyperlink>
+      <w:r>
+        <w:t xml:space="preserve"> </w:t>
+      </w:r>
+      <w:r>
+        <w:t xml:space="preserve">is defined on another page or in another site,</w:t>
       </w:r>
       <w:r>
         <w:t xml:space="preserve"> </w:t>
@@ -6659,8 +6762,8 @@
         <w:t xml:space="preserve">and it goes stale when the definition moves.</w:t>
       </w:r>
     </w:p>
-    <w:bookmarkEnd w:id="62"/>
-    <w:bookmarkStart w:id="64" w:name="write-grading-rubrics-as-checklists"/>
+    <w:bookmarkEnd w:id="65"/>
+    <w:bookmarkStart w:id="67" w:name="write-grading-rubrics-as-checklists"/>
     <w:p>
       <w:pPr>
         <w:pStyle w:val="Heading2"/>
@@ -6836,7 +6939,7 @@
         <w:t xml:space="preserve">such as a single holistic judgment of a proof’s rigor.</w:t>
       </w:r>
     </w:p>
-    <w:bookmarkStart w:id="63" w:name="exm-rubric-checklist"/>
+    <w:bookmarkStart w:id="66" w:name="exm-rubric-checklist"/>
     <w:p>
       <w:pPr>
         <w:pStyle w:val="FirstParagraph"/>
@@ -7089,9 +7192,9 @@
         <w:t xml:space="preserve">and lets a script check that the points sum to the total.</w:t>
       </w:r>
     </w:p>
-    <w:bookmarkEnd w:id="63"/>
-    <w:bookmarkEnd w:id="64"/>
-    <w:bookmarkStart w:id="68" w:name="Xcb579568ef754486ebde8b41ba4528bdf380eec"/>
+    <w:bookmarkEnd w:id="66"/>
+    <w:bookmarkEnd w:id="67"/>
+    <w:bookmarkStart w:id="71" w:name="Xcb579568ef754486ebde8b41ba4528bdf380eec"/>
     <w:p>
       <w:pPr>
         <w:pStyle w:val="Heading2"/>
@@ -7150,7 +7253,7 @@
       <w:r>
         <w:t xml:space="preserve"> </w:t>
       </w:r>
-      <w:hyperlink r:id="rId65">
+      <w:hyperlink r:id="rId68">
         <w:r>
           <w:rPr>
             <w:rStyle w:val="Hyperlink"/>
@@ -7206,7 +7309,7 @@
       <w:r>
         <w:t xml:space="preserve"> </w:t>
       </w:r>
-      <w:hyperlink r:id="rId66">
+      <w:hyperlink r:id="rId69">
         <w:r>
           <w:rPr>
             <w:rStyle w:val="Hyperlink"/>
@@ -7235,7 +7338,7 @@
       <w:r>
         <w:t xml:space="preserve"> </w:t>
       </w:r>
-      <w:hyperlink r:id="rId67">
+      <w:hyperlink r:id="rId70">
         <w:r>
           <w:rPr>
             <w:rStyle w:val="Hyperlink"/>
@@ -7268,8 +7371,8 @@
         <w:t xml:space="preserve">because a bare citation key renders as the author list.</w:t>
       </w:r>
     </w:p>
-    <w:bookmarkEnd w:id="68"/>
-    <w:bookmarkStart w:id="77" w:name="rules-that-apply-to-all-writing"/>
+    <w:bookmarkEnd w:id="71"/>
+    <w:bookmarkStart w:id="80" w:name="rules-that-apply-to-all-writing"/>
     <w:p>
       <w:pPr>
         <w:pStyle w:val="Heading2"/>
@@ -7294,7 +7397,7 @@
           <w:numId w:val="1023"/>
         </w:numPr>
       </w:pPr>
-      <w:hyperlink r:id="rId69">
+      <w:hyperlink r:id="rId72">
         <w:r>
           <w:rPr>
             <w:rStyle w:val="Hyperlink"/>
@@ -7314,7 +7417,7 @@
           <w:numId w:val="1023"/>
         </w:numPr>
       </w:pPr>
-      <w:hyperlink r:id="rId70">
+      <w:hyperlink r:id="rId73">
         <w:r>
           <w:rPr>
             <w:rStyle w:val="Hyperlink"/>
@@ -7337,7 +7440,7 @@
           <w:numId w:val="1023"/>
         </w:numPr>
       </w:pPr>
-      <w:hyperlink r:id="rId71">
+      <w:hyperlink r:id="rId74">
         <w:r>
           <w:rPr>
             <w:rStyle w:val="Hyperlink"/>
@@ -7357,7 +7460,7 @@
           <w:numId w:val="1023"/>
         </w:numPr>
       </w:pPr>
-      <w:hyperlink r:id="rId72">
+      <w:hyperlink r:id="rId75">
         <w:r>
           <w:rPr>
             <w:rStyle w:val="Hyperlink"/>
@@ -7380,7 +7483,7 @@
           <w:numId w:val="1023"/>
         </w:numPr>
       </w:pPr>
-      <w:hyperlink r:id="rId73">
+      <w:hyperlink r:id="rId76">
         <w:r>
           <w:rPr>
             <w:rStyle w:val="Hyperlink"/>
@@ -7392,8 +7495,8 @@
         <w:t xml:space="preserve">.</w:t>
       </w:r>
     </w:p>
-    <w:bookmarkStart w:id="76" w:name="refs"/>
-    <w:bookmarkStart w:id="75" w:name="ref-freeman2014active"/>
+    <w:bookmarkStart w:id="79" w:name="refs"/>
+    <w:bookmarkStart w:id="78" w:name="ref-freeman2014active"/>
     <w:p>
       <w:pPr>
         <w:pStyle w:val="Bibliography"/>
@@ -7426,7 +7529,7 @@
       <w:r>
         <w:t xml:space="preserve"> </w:t>
       </w:r>
-      <w:hyperlink r:id="rId74">
+      <w:hyperlink r:id="rId77">
         <w:r>
           <w:rPr>
             <w:rStyle w:val="Hyperlink"/>
@@ -7438,9 +7541,9 @@
         <w:t xml:space="preserve">.</w:t>
       </w:r>
     </w:p>
-    <w:bookmarkEnd w:id="75"/>
-    <w:bookmarkEnd w:id="76"/>
-    <w:bookmarkEnd w:id="77"/>
+    <w:bookmarkEnd w:id="78"/>
+    <w:bookmarkEnd w:id="79"/>
+    <w:bookmarkEnd w:id="80"/>
     <w:sectPr>
       <w:footnotePr>
         <w:numRestart w:val="eachSect"/>
